--- a/samples/modeles-officiels/output/lu-et-retenu-exemple-modeles-officiels/1-questionnaire-de-lecture.docx
+++ b/samples/modeles-officiels/output/lu-et-retenu-exemple-modeles-officiels/1-questionnaire-de-lecture.docx
@@ -43,7 +43,7 @@
         <w:t xml:space="preserve">Version :</w:t>
       </w:r>
       <w:r>
-        <w:t xml:space="preserve"> exemple-modeles-officiels, 14/10/2026</w:t>
+        <w:t xml:space="preserve"> exemple-modeles-officiels, 16/10/2026</w:t>
       </w:r>
     </w:p>
     <w:p>
@@ -247,36 +247,36 @@
         <w:t xml:space="preserve">1.</w:t>
       </w:r>
       <w:r>
-        <w:t xml:space="preserve"> D’après l’affichage, des propos ou comportements à connotation sexuelle ou sexiste relèvent du harcèlement sexuel lorsqu’ils sont imposés à une personne…</w:t>
-      </w:r>
-    </w:p>
-    <w:p>
-      <w:pPr>
-        <w:spacing w:after="120"/>
-      </w:pPr>
-      <w:r>
-        <w:t xml:space="preserve">☐ a) devant au moins deux témoins</w:t>
-      </w:r>
-      <w:r>
-        <w:br/>
-        <w:t xml:space="preserve"/>
-      </w:r>
-      <w:r>
-        <w:t xml:space="preserve">☐ b) uniquement pendant les heures de travail</w:t>
-      </w:r>
-      <w:r>
-        <w:br/>
-        <w:t xml:space="preserve"/>
-      </w:r>
-      <w:r>
-        <w:t xml:space="preserve">☐ c) uniquement par un supérieur hiérarchique</w:t>
-      </w:r>
-      <w:r>
-        <w:br/>
-        <w:t xml:space="preserve"/>
-      </w:r>
-      <w:r>
-        <w:t xml:space="preserve">☐ d) de façon répétée</w:t>
+        <w:t xml:space="preserve"> Vous vous reconnaissez dans la définition du I et cherchez qui joindre. Pour chaque contact à compléter, qu’est-ce que l’employeur inscrit sur l’affiche ?</w:t>
+      </w:r>
+    </w:p>
+    <w:p>
+      <w:pPr>
+        <w:spacing w:after="120"/>
+      </w:pPr>
+      <w:r>
+        <w:t xml:space="preserve">☐ a) Un lien vers un formulaire de signalement en ligne</w:t>
+      </w:r>
+      <w:r>
+        <w:br/>
+        <w:t xml:space="preserve"/>
+      </w:r>
+      <w:r>
+        <w:t xml:space="preserve">☐ b) Une adresse électronique seulement</w:t>
+      </w:r>
+      <w:r>
+        <w:br/>
+        <w:t xml:space="preserve"/>
+      </w:r>
+      <w:r>
+        <w:t xml:space="preserve">☐ c) Une adresse postale et des horaires d’accueil</w:t>
+      </w:r>
+      <w:r>
+        <w:br/>
+        <w:t xml:space="preserve"/>
+      </w:r>
+      <w:r>
+        <w:t xml:space="preserve">☐ d) Un nom et un numéro de téléphone</w:t>
       </w:r>
     </w:p>
     <w:p>
@@ -335,7 +335,183 @@
         <w:t xml:space="preserve">3.</w:t>
       </w:r>
       <w:r>
-        <w:t xml:space="preserve"> Même sans répétition, un acte est assimilé au harcèlement sexuel s’il consiste à user d’une pression d’un certain type pour obtenir un acte de nature sexuelle. Quel adjectif l’affichage emploie-t-il pour cette pression ? (un mot)</w:t>
+        <w:t xml:space="preserve"> Pression grave (II) : vous cherchez qui joindre sur l’affiche. Combien de contacts y ont des lignes « Nom » et « Tél. » à compléter ?</w:t>
+      </w:r>
+    </w:p>
+    <w:p>
+      <w:pPr>
+        <w:spacing w:after="120"/>
+      </w:pPr>
+      <w:r>
+        <w:t xml:space="preserve">☐ a) Trois</w:t>
+      </w:r>
+      <w:r>
+        <w:br/>
+        <w:t xml:space="preserve"/>
+      </w:r>
+      <w:r>
+        <w:t xml:space="preserve">☐ b) Cinq</w:t>
+      </w:r>
+      <w:r>
+        <w:br/>
+        <w:t xml:space="preserve"/>
+      </w:r>
+      <w:r>
+        <w:t xml:space="preserve">☐ c) Deux</w:t>
+      </w:r>
+      <w:r>
+        <w:br/>
+        <w:t xml:space="preserve"/>
+      </w:r>
+      <w:r>
+        <w:t xml:space="preserve">☐ d) Quatre</w:t>
+      </w:r>
+    </w:p>
+    <w:p>
+      <w:pPr>
+        <w:spacing w:after="120"/>
+      </w:pPr>
+      <w:r>
+        <w:rPr>
+          <w:b/>
+          <w:bCs/>
+        </w:rPr>
+        <w:t xml:space="preserve">4.</w:t>
+      </w:r>
+      <w:r>
+        <w:t xml:space="preserve"> Faits aggravés du III : dans la liste « vous pouvez contacter », quel contact l’affiche place-t-elle en dernier, juste avant les démarches en justice ?</w:t>
+      </w:r>
+    </w:p>
+    <w:p>
+      <w:pPr>
+        <w:spacing w:after="120"/>
+      </w:pPr>
+      <w:r>
+        <w:t xml:space="preserve">☐ a) L’inspection du travail</w:t>
+      </w:r>
+      <w:r>
+        <w:br/>
+        <w:t xml:space="preserve"/>
+      </w:r>
+      <w:r>
+        <w:t xml:space="preserve">☐ b) Le référent harcèlement du CSE</w:t>
+      </w:r>
+      <w:r>
+        <w:br/>
+        <w:t xml:space="preserve"/>
+      </w:r>
+      <w:r>
+        <w:t xml:space="preserve">☐ c) Le référent harcèlement de l’entreprise</w:t>
+      </w:r>
+      <w:r>
+        <w:br/>
+        <w:t xml:space="preserve"/>
+      </w:r>
+      <w:r>
+        <w:t xml:space="preserve">☐ d) Le Défenseur des droits</w:t>
+      </w:r>
+    </w:p>
+    <w:p>
+      <w:pPr>
+        <w:spacing w:after="120"/>
+      </w:pPr>
+      <w:r>
+        <w:rPr>
+          <w:b/>
+          <w:bCs/>
+        </w:rPr>
+        <w:t xml:space="preserve">5.</w:t>
+      </w:r>
+      <w:r>
+        <w:t xml:space="preserve"> Un mineur a assisté aux faits (III, 7°) et vous voulez joindre l’inspection du travail. Quelle précision l’affiche donne-t-elle entre crochets à côté ?</w:t>
+      </w:r>
+    </w:p>
+    <w:p>
+      <w:pPr>
+        <w:spacing w:after="120"/>
+      </w:pPr>
+      <w:r>
+        <w:t xml:space="preserve">☐ a) Inutile d’affranchir</w:t>
+      </w:r>
+      <w:r>
+        <w:br/>
+        <w:t xml:space="preserve"/>
+      </w:r>
+      <w:r>
+        <w:t xml:space="preserve">☐ b) Si votre entreprise est dotée d’un CSE</w:t>
+      </w:r>
+      <w:r>
+        <w:br/>
+        <w:t xml:space="preserve"/>
+      </w:r>
+      <w:r>
+        <w:t xml:space="preserve">☐ c) Agent de contrôle compétent</w:t>
+      </w:r>
+      <w:r>
+        <w:br/>
+        <w:t xml:space="preserve"/>
+      </w:r>
+      <w:r>
+        <w:t xml:space="preserve">☐ d) Obligation pour les entreprises d’au moins 250 salariés</w:t>
+      </w:r>
+    </w:p>
+    <w:p>
+      <w:pPr>
+        <w:spacing w:after="120"/>
+      </w:pPr>
+      <w:r>
+        <w:rPr>
+          <w:b/>
+          <w:bCs/>
+        </w:rPr>
+        <w:t xml:space="preserve">6.</w:t>
+      </w:r>
+      <w:r>
+        <w:t xml:space="preserve"> Dans la liste « vous pouvez contacter » de l’affiche, quel interlocuteur est cité en premier ?</w:t>
+      </w:r>
+    </w:p>
+    <w:p>
+      <w:pPr>
+        <w:spacing w:after="120"/>
+      </w:pPr>
+      <w:r>
+        <w:t xml:space="preserve">☐ a) L’inspection du travail</w:t>
+      </w:r>
+      <w:r>
+        <w:br/>
+        <w:t xml:space="preserve"/>
+      </w:r>
+      <w:r>
+        <w:t xml:space="preserve">☐ b) Le Défenseur des droits</w:t>
+      </w:r>
+      <w:r>
+        <w:br/>
+        <w:t xml:space="preserve"/>
+      </w:r>
+      <w:r>
+        <w:t xml:space="preserve">☐ c) Le médecin du travail / service de santé au travail</w:t>
+      </w:r>
+      <w:r>
+        <w:br/>
+        <w:t xml:space="preserve"/>
+      </w:r>
+      <w:r>
+        <w:t xml:space="preserve">☐ d) Le référent harcèlement du CSE</w:t>
+      </w:r>
+    </w:p>
+    <w:p>
+      <w:pPr>
+        <w:spacing w:after="120"/>
+      </w:pPr>
+      <w:r>
+        <w:rPr>
+          <w:b/>
+          <w:bCs/>
+        </w:rPr>
+        <w:t xml:space="preserve">7.</w:t>
+      </w:r>
+      <w:r>
+        <w:t xml:space="preserve"> Selon l’affiche, les contacts listés peuvent vous accompagner dans vos démarches, mais aussi vous donner quoi ? (un mot)</w:t>
       </w:r>
     </w:p>
     <w:p>
@@ -355,194 +531,39 @@
           <w:b/>
           <w:bCs/>
         </w:rPr>
-        <w:t xml:space="preserve">4.</w:t>
-      </w:r>
-      <w:r>
-        <w:t xml:space="preserve"> Quelle peine l’affichage indique-t-il pour les faits décrits aux I et II, hors circonstances aggravantes ?</w:t>
-      </w:r>
-    </w:p>
-    <w:p>
-      <w:pPr>
-        <w:spacing w:after="120"/>
-      </w:pPr>
-      <w:r>
-        <w:t xml:space="preserve">☐ a) Cinq ans d’emprisonnement et 75 000 € d’amende</w:t>
-      </w:r>
-      <w:r>
-        <w:br/>
-        <w:t xml:space="preserve"/>
-      </w:r>
-      <w:r>
-        <w:t xml:space="preserve">☐ b) Deux ans d’emprisonnement et 30 000 € d’amende</w:t>
-      </w:r>
-      <w:r>
-        <w:br/>
-        <w:t xml:space="preserve"/>
-      </w:r>
-      <w:r>
-        <w:t xml:space="preserve">☐ c) Six mois d’emprisonnement et 5 000 € d’amende</w:t>
-      </w:r>
-      <w:r>
-        <w:br/>
-        <w:t xml:space="preserve"/>
-      </w:r>
-      <w:r>
-        <w:t xml:space="preserve">☐ d) Un avertissement inscrit au dossier</w:t>
-      </w:r>
-    </w:p>
-    <w:p>
-      <w:pPr>
-        <w:spacing w:after="120"/>
-      </w:pPr>
-      <w:r>
-        <w:rPr>
-          <w:b/>
-          <w:bCs/>
-        </w:rPr>
-        <w:t xml:space="preserve">5.</w:t>
-      </w:r>
-      <w:r>
-        <w:t xml:space="preserve"> Laquelle de ces situations fait partie de celles qui aggravent les peines selon l’affichage ?</w:t>
-      </w:r>
-    </w:p>
-    <w:p>
-      <w:pPr>
-        <w:spacing w:after="120"/>
-      </w:pPr>
-      <w:r>
-        <w:t xml:space="preserve">☐ a) Les faits sont rapportés par un collègue</w:t>
-      </w:r>
-      <w:r>
-        <w:br/>
-        <w:t xml:space="preserve"/>
-      </w:r>
-      <w:r>
-        <w:t xml:space="preserve">☐ b) La personne visée travaille à temps partiel</w:t>
-      </w:r>
-      <w:r>
-        <w:br/>
-        <w:t xml:space="preserve"/>
-      </w:r>
-      <w:r>
-        <w:t xml:space="preserve">☐ c) L’auteur abuse de l’autorité que lui confèrent ses fonctions</w:t>
-      </w:r>
-      <w:r>
-        <w:br/>
-        <w:t xml:space="preserve"/>
-      </w:r>
-      <w:r>
-        <w:t xml:space="preserve">☐ d) Les faits ont lieu pendant une pause</w:t>
-      </w:r>
-    </w:p>
-    <w:p>
-      <w:pPr>
-        <w:spacing w:after="120"/>
-      </w:pPr>
-      <w:r>
-        <w:rPr>
-          <w:b/>
-          <w:bCs/>
-        </w:rPr>
-        <w:t xml:space="preserve">6.</w:t>
-      </w:r>
-      <w:r>
-        <w:t xml:space="preserve"> Vous pensez être victime. Quel interlocuteur extérieur à l’entreprise l’affichage donne-t-il avec un numéro de téléphone déjà rempli ?</w:t>
-      </w:r>
-    </w:p>
-    <w:p>
-      <w:pPr>
-        <w:spacing w:after="120"/>
-      </w:pPr>
-      <w:r>
-        <w:t xml:space="preserve">☐ a) La caisse d’allocations familiales</w:t>
-      </w:r>
-      <w:r>
-        <w:br/>
-        <w:t xml:space="preserve"/>
-      </w:r>
-      <w:r>
-        <w:t xml:space="preserve">☐ b) Le centre des impôts</w:t>
-      </w:r>
-      <w:r>
-        <w:br/>
-        <w:t xml:space="preserve"/>
-      </w:r>
-      <w:r>
-        <w:t xml:space="preserve">☐ c) Le Défenseur des droits</w:t>
-      </w:r>
-      <w:r>
-        <w:br/>
-        <w:t xml:space="preserve"/>
-      </w:r>
-      <w:r>
-        <w:t xml:space="preserve">☐ d) La chambre de commerce</w:t>
-      </w:r>
-    </w:p>
-    <w:p>
-      <w:pPr>
-        <w:spacing w:after="120"/>
-      </w:pPr>
-      <w:r>
-        <w:rPr>
-          <w:b/>
-          <w:bCs/>
-        </w:rPr>
-        <w:t xml:space="preserve">7.</w:t>
-      </w:r>
-      <w:r>
-        <w:t xml:space="preserve"> À partir de combien de salariés l’entreprise doit-elle désigner son propre référent harcèlement sexuel et agissements sexistes, d’après l’affichage ? (un nombre en chiffres)</w:t>
-      </w:r>
-    </w:p>
-    <w:p>
-      <w:pPr>
-        <w:spacing w:after="120"/>
-      </w:pPr>
-      <w:r>
-        <w:t xml:space="preserve">Réponse (un mot) : ………………………………</w:t>
-      </w:r>
-    </w:p>
-    <w:p>
-      <w:pPr>
-        <w:spacing w:after="120"/>
-      </w:pPr>
-      <w:r>
-        <w:rPr>
-          <w:b/>
-          <w:bCs/>
-        </w:rPr>
         <w:t xml:space="preserve">8.</w:t>
       </w:r>
       <w:r>
-        <w:t xml:space="preserve"> Pour un manquement de l’employeur à ses obligations, quelle juridiction l’affichage indique-t-il ?</w:t>
-      </w:r>
-    </w:p>
-    <w:p>
-      <w:pPr>
-        <w:spacing w:after="120"/>
-      </w:pPr>
-      <w:r>
-        <w:t xml:space="preserve">☐ a) La Cour des comptes</w:t>
-      </w:r>
-      <w:r>
-        <w:br/>
-        <w:t xml:space="preserve"/>
-      </w:r>
-      <w:r>
-        <w:t xml:space="preserve">☐ b) Le tribunal administratif</w:t>
-      </w:r>
-      <w:r>
-        <w:br/>
-        <w:t xml:space="preserve"/>
-      </w:r>
-      <w:r>
-        <w:t xml:space="preserve">☐ c) Le conseil de prud’hommes</w:t>
-      </w:r>
-      <w:r>
-        <w:br/>
-        <w:t xml:space="preserve"/>
-      </w:r>
-      <w:r>
-        <w:t xml:space="preserve">☐ d) Le tribunal de commerce</w:t>
+        <w:t xml:space="preserve"> Dans la partie « Pour agir en justice », quelle démarche l’affiche cite-t-elle en premier ?</w:t>
+      </w:r>
+    </w:p>
+    <w:p>
+      <w:pPr>
+        <w:spacing w:after="120"/>
+      </w:pPr>
+      <w:r>
+        <w:t xml:space="preserve">☐ a) Écrire au procureur de la République</w:t>
+      </w:r>
+      <w:r>
+        <w:br/>
+        <w:t xml:space="preserve"/>
+      </w:r>
+      <w:r>
+        <w:t xml:space="preserve">☐ b) Saisir le Défenseur des droits</w:t>
+      </w:r>
+      <w:r>
+        <w:br/>
+        <w:t xml:space="preserve"/>
+      </w:r>
+      <w:r>
+        <w:t xml:space="preserve">☐ c) Saisir le conseil de prud’hommes pour manquement de l’employeur</w:t>
+      </w:r>
+      <w:r>
+        <w:br/>
+        <w:t xml:space="preserve"/>
+      </w:r>
+      <w:r>
+        <w:t xml:space="preserve">☐ d) Porter plainte au commissariat ou à la gendarmerie</w:t>
       </w:r>
     </w:p>
     <w:p>
@@ -566,36 +587,36 @@
         <w:t xml:space="preserve">9.</w:t>
       </w:r>
       <w:r>
-        <w:t xml:space="preserve"> À quoi sert ce document remis au salarié, selon sa première phrase ?</w:t>
-      </w:r>
-    </w:p>
-    <w:p>
-      <w:pPr>
-        <w:spacing w:after="120"/>
-      </w:pPr>
-      <w:r>
-        <w:t xml:space="preserve">☐ a) À remplacer son contrat de travail</w:t>
-      </w:r>
-      <w:r>
-        <w:br/>
-        <w:t xml:space="preserve"/>
-      </w:r>
-      <w:r>
-        <w:t xml:space="preserve">☐ b) À l’informer des règles et conditions essentielles d’exercice de ses fonctions</w:t>
-      </w:r>
-      <w:r>
-        <w:br/>
-        <w:t xml:space="preserve"/>
-      </w:r>
-      <w:r>
-        <w:t xml:space="preserve">☐ c) À présenter les résultats de l’entreprise</w:t>
-      </w:r>
-      <w:r>
-        <w:br/>
-        <w:t xml:space="preserve"/>
-      </w:r>
-      <w:r>
-        <w:t xml:space="preserve">☐ d) À recueillir son accord sur le règlement intérieur</w:t>
+        <w:t xml:space="preserve"> Le titre de ce modèle précise entre parenthèses de quel type de document il s’agit. Lequel ?</w:t>
+      </w:r>
+    </w:p>
+    <w:p>
+      <w:pPr>
+        <w:spacing w:after="120"/>
+      </w:pPr>
+      <w:r>
+        <w:t xml:space="preserve">☐ a) Une annexe au contrat de travail</w:t>
+      </w:r>
+      <w:r>
+        <w:br/>
+        <w:t xml:space="preserve"/>
+      </w:r>
+      <w:r>
+        <w:t xml:space="preserve">☐ b) Un document unique</w:t>
+      </w:r>
+      <w:r>
+        <w:br/>
+        <w:t xml:space="preserve"/>
+      </w:r>
+      <w:r>
+        <w:t xml:space="preserve">☐ c) Une notice d’information</w:t>
+      </w:r>
+      <w:r>
+        <w:br/>
+        <w:t xml:space="preserve"/>
+      </w:r>
+      <w:r>
+        <w:t xml:space="preserve">☐ d) Un avenant au contrat</w:t>
       </w:r>
     </w:p>
     <w:p>
@@ -610,36 +631,36 @@
         <w:t xml:space="preserve">10.</w:t>
       </w:r>
       <w:r>
-        <w:t xml:space="preserve"> Pendant la période d’essai, pour quelle(s) rupture(s) le document prévoit-il un délai de prévenance ?</w:t>
-      </w:r>
-    </w:p>
-    <w:p>
-      <w:pPr>
-        <w:spacing w:after="120"/>
-      </w:pPr>
-      <w:r>
-        <w:t xml:space="preserve">☐ a) Seulement celle décidée par le salarié</w:t>
-      </w:r>
-      <w:r>
-        <w:br/>
-        <w:t xml:space="preserve"/>
-      </w:r>
-      <w:r>
-        <w:t xml:space="preserve">☐ b) Celle décidée par le salarié comme celle décidée par l’employeur</w:t>
-      </w:r>
-      <w:r>
-        <w:br/>
-        <w:t xml:space="preserve"/>
-      </w:r>
-      <w:r>
-        <w:t xml:space="preserve">☐ c) Seulement celle décidée par l’employeur</w:t>
-      </w:r>
-      <w:r>
-        <w:br/>
-        <w:t xml:space="preserve"/>
-      </w:r>
-      <w:r>
-        <w:t xml:space="preserve">☐ d) Aucune : la période d’essai se rompt sans délai</w:t>
+        <w:t xml:space="preserve"> Dans la partie VII, quel délai de prévenance le modèle fait-il remplir en premier ?</w:t>
+      </w:r>
+    </w:p>
+    <w:p>
+      <w:pPr>
+        <w:spacing w:after="120"/>
+      </w:pPr>
+      <w:r>
+        <w:t xml:space="preserve">☐ a) Celui de la rupture d’un commun accord</w:t>
+      </w:r>
+      <w:r>
+        <w:br/>
+        <w:t xml:space="preserve"/>
+      </w:r>
+      <w:r>
+        <w:t xml:space="preserve">☐ b) Celui de la rupture à l’initiative du salarié</w:t>
+      </w:r>
+      <w:r>
+        <w:br/>
+        <w:t xml:space="preserve"/>
+      </w:r>
+      <w:r>
+        <w:t xml:space="preserve">☐ c) Celui de la rupture à l’initiative de l’employeur</w:t>
+      </w:r>
+      <w:r>
+        <w:br/>
+        <w:t xml:space="preserve"/>
+      </w:r>
+      <w:r>
+        <w:t xml:space="preserve">☐ d) Celui de la rupture pour faute grave</w:t>
       </w:r>
     </w:p>
     <w:p>
@@ -654,7 +675,7 @@
         <w:t xml:space="preserve">11.</w:t>
       </w:r>
       <w:r>
-        <w:t xml:space="preserve"> Dans la partie « Formation professionnelle », les actions de formation de l’employeur sont présentées comme répondant à quoi de sa part ? (un mot)</w:t>
+        <w:t xml:space="preserve"> Dans la partie VIII, quelle marque le modèle place-t-il entre guillemets à l’endroit où l’employeur décrit ses actions de formation ? (un mot)</w:t>
       </w:r>
     </w:p>
     <w:p>
@@ -677,36 +698,36 @@
         <w:t xml:space="preserve">12.</w:t>
       </w:r>
       <w:r>
-        <w:t xml:space="preserve"> Un salarié bénéficie du statut protecteur au titre d’un mandat. Que faut-il avant de rompre son contrat, d’après le document ?</w:t>
-      </w:r>
-    </w:p>
-    <w:p>
-      <w:pPr>
-        <w:spacing w:after="120"/>
-      </w:pPr>
-      <w:r>
-        <w:t xml:space="preserve">☐ a) L’accord écrit de ses collègues</w:t>
-      </w:r>
-      <w:r>
-        <w:br/>
-        <w:t xml:space="preserve"/>
-      </w:r>
-      <w:r>
-        <w:t xml:space="preserve">☐ b) Un simple courriel au salarié</w:t>
-      </w:r>
-      <w:r>
-        <w:br/>
-        <w:t xml:space="preserve"/>
-      </w:r>
-      <w:r>
-        <w:t xml:space="preserve">☐ c) L’avis du médecin du travail</w:t>
-      </w:r>
-      <w:r>
-        <w:br/>
-        <w:t xml:space="preserve"/>
-      </w:r>
-      <w:r>
-        <w:t xml:space="preserve">☐ d) L’autorisation préalable de l’inspecteur du travail</w:t>
+        <w:t xml:space="preserve"> Selon le modèle, à quel autre type de mandat s’appliquent aussi les modalités de communication de la procédure adéquate ?</w:t>
+      </w:r>
+    </w:p>
+    <w:p>
+      <w:pPr>
+        <w:spacing w:after="120"/>
+      </w:pPr>
+      <w:r>
+        <w:t xml:space="preserve">☐ a) Un mandat exercé depuis plus d’un an</w:t>
+      </w:r>
+      <w:r>
+        <w:br/>
+        <w:t xml:space="preserve"/>
+      </w:r>
+      <w:r>
+        <w:t xml:space="preserve">☐ b) Un mandat de conseiller municipal</w:t>
+      </w:r>
+      <w:r>
+        <w:br/>
+        <w:t xml:space="preserve"/>
+      </w:r>
+      <w:r>
+        <w:t xml:space="preserve">☐ c) Un mandat expiré depuis moins de six mois</w:t>
+      </w:r>
+      <w:r>
+        <w:br/>
+        <w:t xml:space="preserve"/>
+      </w:r>
+      <w:r>
+        <w:t xml:space="preserve">☐ d) Un mandat non visé dans le Code du travail</w:t>
       </w:r>
     </w:p>
     <w:p>
@@ -721,36 +742,36 @@
         <w:t xml:space="preserve">13.</w:t>
       </w:r>
       <w:r>
-        <w:t xml:space="preserve"> Lequel de ces documents l’employeur doit-il remettre au salarié à la fin du contrat, d’après le document ?</w:t>
-      </w:r>
-    </w:p>
-    <w:p>
-      <w:pPr>
-        <w:spacing w:after="120"/>
-      </w:pPr>
-      <w:r>
-        <w:t xml:space="preserve">☐ a) Le compte rendu de l’entretien annuel</w:t>
-      </w:r>
-      <w:r>
-        <w:br/>
-        <w:t xml:space="preserve"/>
-      </w:r>
-      <w:r>
-        <w:t xml:space="preserve">☐ b) Le registre unique du personnel</w:t>
-      </w:r>
-      <w:r>
-        <w:br/>
-        <w:t xml:space="preserve"/>
-      </w:r>
-      <w:r>
-        <w:t xml:space="preserve">☐ c) Un exemplaire signé du règlement intérieur</w:t>
-      </w:r>
-      <w:r>
-        <w:br/>
-        <w:t xml:space="preserve"/>
-      </w:r>
-      <w:r>
-        <w:t xml:space="preserve">☐ d) Le certificat de travail</w:t>
+        <w:t xml:space="preserve"> Combien de fois la liste des documents de fin de contrat figure-t-elle dans la partie X du modèle ?</w:t>
+      </w:r>
+    </w:p>
+    <w:p>
+      <w:pPr>
+        <w:spacing w:after="120"/>
+      </w:pPr>
+      <w:r>
+        <w:t xml:space="preserve">☐ a) Deux fois</w:t>
+      </w:r>
+      <w:r>
+        <w:br/>
+        <w:t xml:space="preserve"/>
+      </w:r>
+      <w:r>
+        <w:t xml:space="preserve">☐ b) Trois fois</w:t>
+      </w:r>
+      <w:r>
+        <w:br/>
+        <w:t xml:space="preserve"/>
+      </w:r>
+      <w:r>
+        <w:t xml:space="preserve">☐ c) Quatre fois</w:t>
+      </w:r>
+      <w:r>
+        <w:br/>
+        <w:t xml:space="preserve"/>
+      </w:r>
+      <w:r>
+        <w:t xml:space="preserve">☐ d) Une fois</w:t>
       </w:r>
     </w:p>
     <w:p>
@@ -765,7 +786,7 @@
         <w:t xml:space="preserve">14.</w:t>
       </w:r>
       <w:r>
-        <w:t xml:space="preserve"> De combien de mois le salarié dispose-t-il pour contester devant la juridiction prud’homale la fin de son contrat ? (un mot, en lettres)</w:t>
+        <w:t xml:space="preserve"> Dans ce modèle, quel est le numéro de la partie où figure le délai pour contester la rupture devant les prud’hommes ? (un mot)</w:t>
       </w:r>
     </w:p>
     <w:p>
@@ -788,36 +809,36 @@
         <w:t xml:space="preserve">15.</w:t>
       </w:r>
       <w:r>
-        <w:t xml:space="preserve"> Dans la partie « Rémunération », comment les éléments qui composent la rémunération doivent-ils figurer ?</w:t>
-      </w:r>
-    </w:p>
-    <w:p>
-      <w:pPr>
-        <w:spacing w:after="120"/>
-      </w:pPr>
-      <w:r>
-        <w:t xml:space="preserve">☐ a) En un seul montant global</w:t>
-      </w:r>
-      <w:r>
-        <w:br/>
-        <w:t xml:space="preserve"/>
-      </w:r>
-      <w:r>
-        <w:t xml:space="preserve">☐ b) Seulement si le salarié le demande</w:t>
-      </w:r>
-      <w:r>
-        <w:br/>
-        <w:t xml:space="preserve"/>
-      </w:r>
-      <w:r>
-        <w:t xml:space="preserve">☐ c) Chacun séparément</w:t>
-      </w:r>
-      <w:r>
-        <w:br/>
-        <w:t xml:space="preserve"/>
-      </w:r>
-      <w:r>
-        <w:t xml:space="preserve">☐ d) Uniquement en net, après cotisations</w:t>
+        <w:t xml:space="preserve"> Pour la périodicité du versement de la rémunération, à quel salarié l’option 3 du modèle s’adresse-t-elle ?</w:t>
+      </w:r>
+    </w:p>
+    <w:p>
+      <w:pPr>
+        <w:spacing w:after="120"/>
+      </w:pPr>
+      <w:r>
+        <w:t xml:space="preserve">☐ a) Au salarié non-mensualisé</w:t>
+      </w:r>
+      <w:r>
+        <w:br/>
+        <w:t xml:space="preserve"/>
+      </w:r>
+      <w:r>
+        <w:t xml:space="preserve">☐ b) Au salarié à temps partiel</w:t>
+      </w:r>
+      <w:r>
+        <w:br/>
+        <w:t xml:space="preserve"/>
+      </w:r>
+      <w:r>
+        <w:t xml:space="preserve">☐ c) Au salarié en contrat de travail intermittent</w:t>
+      </w:r>
+      <w:r>
+        <w:br/>
+        <w:t xml:space="preserve"/>
+      </w:r>
+      <w:r>
+        <w:t xml:space="preserve">☐ d) Au salarié mensualisé</w:t>
       </w:r>
     </w:p>
     <w:p>
